--- a/docs/Assignment3_30Sec_Recording_and_90Day_Plan_PACKET.docx
+++ b/docs/Assignment3_30Sec_Recording_and_90Day_Plan_PACKET.docx
@@ -380,7 +380,7 @@
                 <w:sz w:val="24"/>
                 <w:szCs w:val="24"/>
               </w:rPr>
-              <w:t xml:space="preserve">Speaking — even alone — is what makes a language stick.</w:t>
+              <w:t xml:space="preserve">Speaking, even alone, is what makes a language stick.</w:t>
             </w:r>
           </w:p>
           <w:p>
@@ -431,7 +431,7 @@
           <w:sz w:val="36"/>
           <w:szCs w:val="36"/>
         </w:rPr>
-        <w:t xml:space="preserve">Rubric — how this is graded</w:t>
+        <w:t xml:space="preserve">Rubric, how this is graded</w:t>
       </w:r>
     </w:p>
     <w:tbl>
@@ -603,7 +603,7 @@
                 <w:sz w:val="22"/>
                 <w:szCs w:val="22"/>
               </w:rPr>
-              <w:t xml:space="preserve">You submitted an audio or video file approximately 30 seconds long, in English, about your day. Mistakes are fine — effort is the standard.</w:t>
+              <w:t xml:space="preserve">You submitted an audio or video file approximately 30 seconds long, in English, about your day. Mistakes are fine, effort is the standard.</w:t>
             </w:r>
           </w:p>
         </w:tc>
@@ -844,7 +844,7 @@
           <w:sz w:val="36"/>
           <w:szCs w:val="36"/>
         </w:rPr>
-        <w:t xml:space="preserve">Part A — your 30-second recording</w:t>
+        <w:t xml:space="preserve">Part A, your 30-second recording</w:t>
       </w:r>
     </w:p>
     <w:p>
@@ -1161,7 +1161,7 @@
                 <w:sz w:val="24"/>
                 <w:szCs w:val="24"/>
               </w:rPr>
-              <w:t xml:space="preserve">Listen back once — that's it.</w:t>
+              <w:t xml:space="preserve">Listen back once, that's it.</w:t>
             </w:r>
           </w:p>
           <w:p>
@@ -1199,7 +1199,7 @@
           <w:sz w:val="36"/>
           <w:szCs w:val="36"/>
         </w:rPr>
-        <w:t xml:space="preserve">Exemplar — Daniel's 30-second script (transcribed)</w:t>
+        <w:t xml:space="preserve">Exemplar, Daniel's 30-second script (transcribed)</w:t>
       </w:r>
     </w:p>
     <w:p>
@@ -1298,7 +1298,7 @@
                 <w:sz w:val="21"/>
                 <w:szCs w:val="21"/>
               </w:rPr>
-              <w:t xml:space="preserve">"Today is Tuesday. The weather is hot — it's already ninety-two. This morning I went to the site at six. I checked the new framing on the second floor. After that, I had a meeting with the inspector. He was nice. Right now I am eating lunch. Tonight I am going to play soccer with my friends and tomorrow I have to call the supplier about the tiles."</w:t>
+              <w:t xml:space="preserve">"Today is Tuesday. The weather is hot, it's already ninety-two. This morning I went to the site at six. I checked the new framing on the second floor. After that, I had a meeting with the inspector. He was nice. Right now I am eating lunch. Tonight I am going to play soccer with my friends and tomorrow I have to call the supplier about the tiles."</w:t>
             </w:r>
           </w:p>
           <w:p>
@@ -1314,7 +1314,7 @@
                 <w:sz w:val="21"/>
                 <w:szCs w:val="21"/>
               </w:rPr>
-              <w:t xml:space="preserve">Time: 32 seconds. Mistakes: 'twe' instead of 'two', dropped 'the' once. None of that matters — Daniel finished the recording.</w:t>
+              <w:t xml:space="preserve">Time: 32 seconds. Mistakes: 'twe' instead of 'two', dropped 'the' once. None of that matters, Daniel finished the recording.</w:t>
             </w:r>
           </w:p>
         </w:tc>
@@ -1338,7 +1338,7 @@
           <w:sz w:val="36"/>
           <w:szCs w:val="36"/>
         </w:rPr>
-        <w:t xml:space="preserve">Part B — Your 90-Day English Growth Plan</w:t>
+        <w:t xml:space="preserve">Part B, Your 90-Day English Growth Plan</w:t>
       </w:r>
     </w:p>
     <w:p>
@@ -1819,7 +1819,7 @@
                 <w:sz w:val="18"/>
                 <w:szCs w:val="18"/>
               </w:rPr>
-              <w:t xml:space="preserve">How I will check my work — friend, AI tool, teacher, app.</w:t>
+              <w:t xml:space="preserve">How I will check my work, friend, AI tool, teacher, app.</w:t>
             </w:r>
           </w:p>
         </w:tc>
@@ -1950,7 +1950,7 @@
           <w:sz w:val="36"/>
           <w:szCs w:val="36"/>
         </w:rPr>
-        <w:t xml:space="preserve">Exemplar — Carmen's 90-Day Plan</w:t>
+        <w:t xml:space="preserve">Exemplar, Carmen's 90-Day Plan</w:t>
       </w:r>
     </w:p>
     <w:p>
@@ -2145,7 +2145,7 @@
                 <w:sz w:val="21"/>
                 <w:szCs w:val="21"/>
               </w:rPr>
-              <w:t xml:space="preserve">When motivation drops: I will not skip more than 2 days in a row. If I do, I text my cousin 'restart' and we share a 5-minute audio that day. The floor is 5 minutes — never zero.</w:t>
+              <w:t xml:space="preserve">When motivation drops: I will not skip more than 2 days in a row. If I do, I text my cousin 'restart' and we share a 5-minute audio that day. The floor is 5 minutes, never zero.</w:t>
             </w:r>
           </w:p>
         </w:tc>
@@ -2169,7 +2169,7 @@
           <w:sz w:val="36"/>
           <w:szCs w:val="36"/>
         </w:rPr>
-        <w:t xml:space="preserve">Bonus — habit anchors</w:t>
+        <w:t xml:space="preserve">Bonus, habit anchors</w:t>
       </w:r>
     </w:p>
     <w:p>
@@ -2559,7 +2559,7 @@
                 <w:sz w:val="21"/>
                 <w:szCs w:val="21"/>
               </w:rPr>
-              <w:t xml:space="preserve">You don't need to be brilliant. You need to be consistent. Fifteen minutes a day for 90 days is 22 hours of focused English practice. That changes you. You've already done the hardest part — you finished the course.</w:t>
+              <w:t xml:space="preserve">You don't need to be brilliant. You need to be consistent. Fifteen minutes a day for 90 days is 22 hours of focused English practice. That changes you. You've already done the hardest part, you finished the course.</w:t>
             </w:r>
           </w:p>
         </w:tc>
